--- a/Fase 1/Evidencias grupales/1.4_APT122_FormativaFase1.docx
+++ b/Fase 1/Evidencias grupales/1.4_APT122_FormativaFase1.docx
@@ -311,7 +311,7 @@
     </w:p>
     <w:sdt>
       <w:sdtPr>
-        <w:id w:val="1578184159"/>
+        <w:id w:val="-272355654"/>
         <w:docPartObj>
           <w:docPartGallery w:val="Table of Contents"/>
           <w:docPartUnique w:val="1"/>
@@ -1089,7 +1089,21 @@
         <w:rPr>
           <w:rtl w:val="0"/>
         </w:rPr>
-        <w:t xml:space="preserve">El presente informe expone la propuesta de desarrollo de la plataforma web KraneChile, orientada a digitalizar la cotización, gestión y arriendo de maquinaria pesada y servicios de izaje industrial. La solución aborda las ineficiencias de los procesos manuales mediante un sistema web desarrollado en Django (Python) y una base de datos relacional MySQL. El proyecto contempla la implementación de catálogos digitales, un motor automatizado de cálculo de tarifas con recargos operacionales, autenticación y perfiles de usuario, pasarela de pago y un panel administrativo para el control del inventario y las solicitudes de arriendo. Esta propuesta integra las competencias del perfil de egreso en gestión de proyectos, modelamiento de datos, desarrollo de software y aseguramiento de calidad.</w:t>
+        <w:t xml:space="preserve">El presente informe expone la propuesta de desarrollo de </w:t>
+      </w:r>
+      <w:r>
+        <w:rPr>
+          <w:b w:val="1"/>
+          <w:bCs w:val="1"/>
+          <w:rtl w:val="0"/>
+        </w:rPr>
+        <w:t xml:space="preserve">KraneChile</w:t>
+      </w:r>
+      <w:r>
+        <w:rPr>
+          <w:rtl w:val="0"/>
+        </w:rPr>
+        <w:t xml:space="preserve">, una plataforma tecnológica web y móvil orientada a digitalizar y centralizar la gestión, cotización y arriendo de grúas y servicios de izaje en Chile. La solución optimiza los procesos operativos y comerciales tradicionales integrando catálogos de flota, un motor de cotización automatizado con cálculo de rutas, gestión de reservas y disponibilidad en tiempo real, simulación de pagos digitales y un panel de administración para el seguimiento de indicadores. El proyecto se gestiona bajo metodologías ágiles y consolida las competencias del perfil de egreso en modelamiento de datos, arquitectura de software, gestión de proyectos informáticos y certificación de calidad. </w:t>
       </w:r>
     </w:p>
     <w:p>
@@ -1120,7 +1134,21 @@
         <w:rPr>
           <w:rtl w:val="0"/>
         </w:rPr>
-        <w:t xml:space="preserve">This report presents the collective project proposal for KraneChile, focusing on the design and implementation of an intelligent web and mobile platform for crane rental management, parameterized quotation, and georeferenced route mapping. Our team addresses traditional industry delays through a modular Django (Python) backend, a centralized SQL relational database, geographic map APIs, and a sandbox payment gateway. Spanning an overall scope of 20 technical deliverables, this project applies core Computer Science Engineering competencies across agile project management, relational data modeling, scalable software development, and formal quality certification. </w:t>
+        <w:t xml:space="preserve">This report presents the development proposal for </w:t>
+      </w:r>
+      <w:r>
+        <w:rPr>
+          <w:b w:val="1"/>
+          <w:bCs w:val="1"/>
+          <w:rtl w:val="0"/>
+        </w:rPr>
+        <w:t xml:space="preserve">KraneChile</w:t>
+      </w:r>
+      <w:r>
+        <w:rPr>
+          <w:rtl w:val="0"/>
+        </w:rPr>
+        <w:t xml:space="preserve">, a comprehensive web and mobile platform designed to digitize and centralize the management, quotation, and rental of cranes and heavy lifting services in Chile. The solution streamlines traditional operational and commercial workflows by integrating equipment catalogs, an automated quotation engine with route calculation, real-time availability and booking management, digital payment simulation, and an administrative dashboard for operational tracking. Developed under agile methodologies, this project articulates core Computer Science Engineering competencies across data modeling, software architecture, IT project management, and quality certification. </w:t>
       </w:r>
     </w:p>
     <w:p>

--- a/Fase 1/Evidencias grupales/1.4_APT122_FormativaFase1.docx
+++ b/Fase 1/Evidencias grupales/1.4_APT122_FormativaFase1.docx
@@ -225,6 +225,18 @@
         <w:rPr>
           <w:rtl w:val="0"/>
         </w:rPr>
+        <w:t xml:space="preserve">Profesor: Osnellys Andrade</w:t>
+      </w:r>
+    </w:p>
+    <w:p>
+      <w:pPr>
+        <w:jc w:val="left"/>
+        <w:rPr/>
+      </w:pPr>
+      <w:r>
+        <w:rPr>
+          <w:rtl w:val="0"/>
+        </w:rPr>
         <w:tab/>
         <w:tab/>
       </w:r>
@@ -311,7 +323,7 @@
     </w:p>
     <w:sdt>
       <w:sdtPr>
-        <w:id w:val="-272355654"/>
+        <w:id w:val="-1593384649"/>
         <w:docPartObj>
           <w:docPartGallery w:val="Table of Contents"/>
           <w:docPartUnique w:val="1"/>
@@ -1045,6 +1057,7 @@
     <w:p>
       <w:pPr>
         <w:pStyle w:val="Heading1"/>
+        <w:spacing w:line="360" w:lineRule="auto"/>
         <w:rPr>
           <w:b w:val="1"/>
           <w:bCs w:val="1"/>
@@ -1065,7 +1078,7 @@
       <w:pPr>
         <w:keepNext w:val="0"/>
         <w:keepLines w:val="0"/>
-        <w:spacing w:after="80" w:lineRule="auto"/>
+        <w:spacing w:after="80" w:line="360" w:lineRule="auto"/>
         <w:rPr>
           <w:b w:val="1"/>
           <w:bCs w:val="1"/>
@@ -1082,7 +1095,7 @@
     </w:p>
     <w:p>
       <w:pPr>
-        <w:spacing w:after="240" w:before="240" w:lineRule="auto"/>
+        <w:spacing w:after="240" w:before="240" w:line="360" w:lineRule="auto"/>
         <w:rPr/>
       </w:pPr>
       <w:r>
@@ -1110,7 +1123,7 @@
       <w:pPr>
         <w:keepNext w:val="0"/>
         <w:keepLines w:val="0"/>
-        <w:spacing w:after="80" w:lineRule="auto"/>
+        <w:spacing w:after="80" w:line="360" w:lineRule="auto"/>
         <w:rPr>
           <w:b w:val="1"/>
           <w:bCs w:val="1"/>
@@ -1127,7 +1140,7 @@
     </w:p>
     <w:p>
       <w:pPr>
-        <w:spacing w:after="240" w:before="240" w:lineRule="auto"/>
+        <w:spacing w:after="240" w:before="240" w:line="360" w:lineRule="auto"/>
         <w:rPr/>
       </w:pPr>
       <w:r>
@@ -1153,110 +1166,31 @@
     </w:p>
     <w:p>
       <w:pPr>
-        <w:spacing w:after="240" w:before="240" w:lineRule="auto"/>
-        <w:rPr/>
-      </w:pPr>
-      <w:r>
-        <w:rPr>
-          <w:rtl w:val="0"/>
-        </w:rPr>
-      </w:r>
-    </w:p>
-    <w:p>
-      <w:pPr>
-        <w:spacing w:after="240" w:before="240" w:lineRule="auto"/>
-        <w:rPr/>
-      </w:pPr>
-      <w:r>
-        <w:rPr>
-          <w:rtl w:val="0"/>
-        </w:rPr>
-      </w:r>
-    </w:p>
-    <w:p>
-      <w:pPr>
-        <w:spacing w:after="240" w:before="240" w:lineRule="auto"/>
-        <w:rPr/>
-      </w:pPr>
-      <w:r>
-        <w:rPr>
-          <w:rtl w:val="0"/>
-        </w:rPr>
-      </w:r>
-    </w:p>
-    <w:p>
-      <w:pPr>
-        <w:spacing w:after="240" w:before="240" w:lineRule="auto"/>
-        <w:rPr/>
-      </w:pPr>
-      <w:r>
-        <w:rPr>
-          <w:rtl w:val="0"/>
-        </w:rPr>
-      </w:r>
-    </w:p>
-    <w:p>
-      <w:pPr>
-        <w:spacing w:after="240" w:before="240" w:lineRule="auto"/>
-        <w:rPr/>
-      </w:pPr>
-      <w:r>
-        <w:rPr>
-          <w:rtl w:val="0"/>
-        </w:rPr>
-      </w:r>
-    </w:p>
-    <w:p>
-      <w:pPr>
-        <w:spacing w:after="240" w:before="240" w:lineRule="auto"/>
-        <w:rPr/>
-      </w:pPr>
-      <w:r>
-        <w:rPr>
-          <w:rtl w:val="0"/>
-        </w:rPr>
-      </w:r>
-    </w:p>
-    <w:p>
-      <w:pPr>
-        <w:spacing w:after="240" w:before="240" w:lineRule="auto"/>
-        <w:rPr/>
-      </w:pPr>
-      <w:r>
-        <w:rPr>
-          <w:rtl w:val="0"/>
-        </w:rPr>
-      </w:r>
-    </w:p>
-    <w:p>
-      <w:pPr>
-        <w:spacing w:after="240" w:before="240" w:lineRule="auto"/>
-        <w:rPr/>
-      </w:pPr>
-      <w:r>
-        <w:rPr>
-          <w:rtl w:val="0"/>
-        </w:rPr>
-      </w:r>
-    </w:p>
-    <w:p>
-      <w:pPr>
-        <w:spacing w:after="240" w:before="240" w:lineRule="auto"/>
-        <w:rPr/>
-      </w:pPr>
-      <w:r>
-        <w:rPr>
-          <w:rtl w:val="0"/>
-        </w:rPr>
-      </w:r>
-    </w:p>
-    <w:p>
-      <w:pPr>
-        <w:spacing w:after="160" w:line="259" w:lineRule="auto"/>
+        <w:spacing w:after="240" w:before="240" w:line="360" w:lineRule="auto"/>
+        <w:rPr/>
+      </w:pPr>
+      <w:r>
+        <w:rPr>
+          <w:rtl w:val="0"/>
+        </w:rPr>
+      </w:r>
+    </w:p>
+    <w:p>
+      <w:pPr>
+        <w:spacing w:after="240" w:before="240" w:line="360" w:lineRule="auto"/>
+        <w:rPr/>
+      </w:pPr>
+      <w:r>
+        <w:rPr>
+          <w:rtl w:val="0"/>
+        </w:rPr>
+      </w:r>
+    </w:p>
+    <w:p>
+      <w:pPr>
+        <w:spacing w:after="160" w:line="360" w:lineRule="auto"/>
         <w:jc w:val="right"/>
-        <w:rPr>
-          <w:rFonts w:ascii="Calibri" w:cs="Calibri" w:eastAsia="Calibri" w:hAnsi="Calibri"/>
-        </w:rPr>
+        <w:rPr/>
       </w:pPr>
       <w:r>
         <w:rPr>
@@ -1267,7 +1201,7 @@
     <w:p>
       <w:pPr>
         <w:pStyle w:val="Heading1"/>
-        <w:spacing w:after="160" w:line="259" w:lineRule="auto"/>
+        <w:spacing w:after="160" w:line="360" w:lineRule="auto"/>
         <w:rPr>
           <w:b w:val="1"/>
           <w:bCs w:val="1"/>
@@ -1286,7 +1220,7 @@
     </w:p>
     <w:p>
       <w:pPr>
-        <w:spacing w:after="160" w:line="259" w:lineRule="auto"/>
+        <w:spacing w:after="160" w:line="360" w:lineRule="auto"/>
         <w:rPr/>
       </w:pPr>
       <w:r>
@@ -1325,6 +1259,7 @@
     </w:p>
     <w:p>
       <w:pPr>
+        <w:spacing w:line="360" w:lineRule="auto"/>
         <w:rPr/>
       </w:pPr>
       <w:r>
@@ -1344,17 +1279,18 @@
     </w:p>
     <w:p>
       <w:pPr>
-        <w:rPr/>
-      </w:pPr>
-      <w:r>
-        <w:rPr>
-          <w:rtl w:val="0"/>
-        </w:rPr>
-      </w:r>
-    </w:p>
-    <w:p>
-      <w:pPr>
-        <w:spacing w:after="240" w:lineRule="auto"/>
+        <w:spacing w:line="360" w:lineRule="auto"/>
+        <w:rPr/>
+      </w:pPr>
+      <w:r>
+        <w:rPr>
+          <w:rtl w:val="0"/>
+        </w:rPr>
+      </w:r>
+    </w:p>
+    <w:p>
+      <w:pPr>
+        <w:spacing w:after="240" w:line="360" w:lineRule="auto"/>
         <w:rPr>
           <w:b w:val="1"/>
           <w:bCs w:val="1"/>
@@ -1375,7 +1311,7 @@
           <w:ilvl w:val="0"/>
           <w:numId w:val="1"/>
         </w:numPr>
-        <w:spacing w:after="0" w:afterAutospacing="0" w:lineRule="auto"/>
+        <w:spacing w:after="0" w:afterAutospacing="0" w:line="360" w:lineRule="auto"/>
         <w:ind w:left="720" w:hanging="360"/>
       </w:pPr>
       <w:r>
@@ -1399,7 +1335,7 @@
           <w:ilvl w:val="0"/>
           <w:numId w:val="1"/>
         </w:numPr>
-        <w:spacing w:after="0" w:afterAutospacing="0" w:lineRule="auto"/>
+        <w:spacing w:after="0" w:afterAutospacing="0" w:line="360" w:lineRule="auto"/>
         <w:ind w:left="720" w:hanging="360"/>
       </w:pPr>
       <w:r>
@@ -1423,7 +1359,7 @@
           <w:ilvl w:val="0"/>
           <w:numId w:val="1"/>
         </w:numPr>
-        <w:spacing w:after="240" w:lineRule="auto"/>
+        <w:spacing w:after="240" w:line="360" w:lineRule="auto"/>
         <w:ind w:left="720" w:hanging="360"/>
       </w:pPr>
       <w:r>
@@ -1448,7 +1384,7 @@
     </w:p>
     <w:p>
       <w:pPr>
-        <w:spacing w:after="240" w:lineRule="auto"/>
+        <w:spacing w:after="240" w:line="360" w:lineRule="auto"/>
         <w:rPr>
           <w:b w:val="1"/>
           <w:bCs w:val="1"/>
@@ -1465,7 +1401,7 @@
     </w:p>
     <w:p>
       <w:pPr>
-        <w:spacing w:after="240" w:lineRule="auto"/>
+        <w:spacing w:after="240" w:line="360" w:lineRule="auto"/>
         <w:ind w:left="0" w:firstLine="0"/>
         <w:rPr/>
       </w:pPr>
@@ -1483,131 +1419,75 @@
     </w:p>
     <w:p>
       <w:pPr>
-        <w:rPr/>
-      </w:pPr>
-      <w:r>
-        <w:rPr>
-          <w:rtl w:val="0"/>
-        </w:rPr>
-      </w:r>
-    </w:p>
-    <w:p>
-      <w:pPr>
-        <w:rPr/>
-      </w:pPr>
-      <w:r>
-        <w:rPr>
-          <w:rtl w:val="0"/>
-        </w:rPr>
-      </w:r>
-    </w:p>
-    <w:p>
-      <w:pPr>
-        <w:rPr/>
-      </w:pPr>
-      <w:r>
-        <w:rPr>
-          <w:rtl w:val="0"/>
-        </w:rPr>
-      </w:r>
-    </w:p>
-    <w:p>
-      <w:pPr>
-        <w:rPr/>
-      </w:pPr>
-      <w:r>
-        <w:rPr>
-          <w:rtl w:val="0"/>
-        </w:rPr>
-      </w:r>
-    </w:p>
-    <w:p>
-      <w:pPr>
-        <w:rPr/>
-      </w:pPr>
-      <w:r>
-        <w:rPr>
-          <w:rtl w:val="0"/>
-        </w:rPr>
-      </w:r>
-    </w:p>
-    <w:p>
-      <w:pPr>
-        <w:rPr/>
-      </w:pPr>
-      <w:r>
-        <w:rPr>
-          <w:rtl w:val="0"/>
-        </w:rPr>
-      </w:r>
-    </w:p>
-    <w:p>
-      <w:pPr>
-        <w:rPr/>
-      </w:pPr>
-      <w:r>
-        <w:rPr>
-          <w:rtl w:val="0"/>
-        </w:rPr>
-      </w:r>
-    </w:p>
-    <w:p>
-      <w:pPr>
-        <w:rPr/>
-      </w:pPr>
-      <w:r>
-        <w:rPr>
-          <w:rtl w:val="0"/>
-        </w:rPr>
-      </w:r>
-    </w:p>
-    <w:p>
-      <w:pPr>
-        <w:rPr/>
-      </w:pPr>
-      <w:r>
-        <w:rPr>
-          <w:rtl w:val="0"/>
-        </w:rPr>
-      </w:r>
-    </w:p>
-    <w:p>
-      <w:pPr>
-        <w:rPr/>
-      </w:pPr>
-      <w:r>
-        <w:rPr>
-          <w:rtl w:val="0"/>
-        </w:rPr>
-      </w:r>
-    </w:p>
-    <w:p>
-      <w:pPr>
-        <w:rPr/>
-      </w:pPr>
-      <w:r>
-        <w:rPr>
-          <w:rtl w:val="0"/>
-        </w:rPr>
-      </w:r>
-    </w:p>
-    <w:p>
-      <w:pPr>
-        <w:rPr/>
-      </w:pPr>
-      <w:r>
-        <w:rPr>
-          <w:rtl w:val="0"/>
-        </w:rPr>
-      </w:r>
-    </w:p>
-    <w:p>
-      <w:pPr>
-        <w:spacing w:after="160" w:line="259" w:lineRule="auto"/>
-        <w:jc w:val="right"/>
-        <w:rPr>
-          <w:rFonts w:ascii="Calibri" w:cs="Calibri" w:eastAsia="Calibri" w:hAnsi="Calibri"/>
-        </w:rPr>
+        <w:spacing w:line="360" w:lineRule="auto"/>
+        <w:rPr/>
+      </w:pPr>
+      <w:r>
+        <w:rPr>
+          <w:rtl w:val="0"/>
+        </w:rPr>
+      </w:r>
+    </w:p>
+    <w:p>
+      <w:pPr>
+        <w:spacing w:line="360" w:lineRule="auto"/>
+        <w:rPr/>
+      </w:pPr>
+      <w:r>
+        <w:rPr>
+          <w:rtl w:val="0"/>
+        </w:rPr>
+      </w:r>
+    </w:p>
+    <w:p>
+      <w:pPr>
+        <w:spacing w:line="360" w:lineRule="auto"/>
+        <w:rPr/>
+      </w:pPr>
+      <w:r>
+        <w:rPr>
+          <w:rtl w:val="0"/>
+        </w:rPr>
+      </w:r>
+    </w:p>
+    <w:p>
+      <w:pPr>
+        <w:spacing w:line="360" w:lineRule="auto"/>
+        <w:rPr/>
+      </w:pPr>
+      <w:r>
+        <w:rPr>
+          <w:rtl w:val="0"/>
+        </w:rPr>
+      </w:r>
+    </w:p>
+    <w:p>
+      <w:pPr>
+        <w:spacing w:line="360" w:lineRule="auto"/>
+        <w:rPr/>
+      </w:pPr>
+      <w:r>
+        <w:rPr>
+          <w:rtl w:val="0"/>
+        </w:rPr>
+      </w:r>
+    </w:p>
+    <w:p>
+      <w:pPr>
+        <w:spacing w:line="360" w:lineRule="auto"/>
+        <w:rPr/>
+      </w:pPr>
+      <w:r>
+        <w:rPr>
+          <w:rtl w:val="0"/>
+        </w:rPr>
+      </w:r>
+    </w:p>
+    <w:p>
+      <w:pPr>
+        <w:spacing w:after="160" w:line="360" w:lineRule="auto"/>
+        <w:jc w:val="left"/>
+        <w:rPr/>
       </w:pPr>
       <w:r>
         <w:rPr>
@@ -1618,7 +1498,7 @@
     <w:p>
       <w:pPr>
         <w:pStyle w:val="Heading1"/>
-        <w:spacing w:after="240" w:before="240" w:line="259" w:lineRule="auto"/>
+        <w:spacing w:after="240" w:before="240" w:line="360" w:lineRule="auto"/>
         <w:rPr>
           <w:b w:val="1"/>
           <w:bCs w:val="1"/>
@@ -1637,6 +1517,7 @@
     </w:p>
     <w:p>
       <w:pPr>
+        <w:spacing w:line="360" w:lineRule="auto"/>
         <w:rPr/>
       </w:pPr>
       <w:r>
@@ -1662,17 +1543,18 @@
     </w:p>
     <w:p>
       <w:pPr>
-        <w:rPr/>
-      </w:pPr>
-      <w:r>
-        <w:rPr>
-          <w:rtl w:val="0"/>
-        </w:rPr>
-      </w:r>
-    </w:p>
-    <w:p>
-      <w:pPr>
-        <w:spacing w:after="240" w:before="240" w:lineRule="auto"/>
+        <w:spacing w:line="360" w:lineRule="auto"/>
+        <w:rPr/>
+      </w:pPr>
+      <w:r>
+        <w:rPr>
+          <w:rtl w:val="0"/>
+        </w:rPr>
+      </w:r>
+    </w:p>
+    <w:p>
+      <w:pPr>
+        <w:spacing w:after="240" w:before="240" w:line="360" w:lineRule="auto"/>
         <w:rPr>
           <w:b w:val="1"/>
           <w:bCs w:val="1"/>
@@ -1689,7 +1571,7 @@
     </w:p>
     <w:p>
       <w:pPr>
-        <w:spacing w:after="240" w:before="240" w:lineRule="auto"/>
+        <w:spacing w:after="240" w:before="240" w:line="360" w:lineRule="auto"/>
         <w:rPr/>
       </w:pPr>
       <w:r>
@@ -1706,7 +1588,7 @@
     </w:p>
     <w:p>
       <w:pPr>
-        <w:spacing w:after="240" w:before="240" w:lineRule="auto"/>
+        <w:spacing w:after="240" w:before="240" w:line="360" w:lineRule="auto"/>
         <w:rPr>
           <w:b w:val="1"/>
           <w:bCs w:val="1"/>
@@ -1723,7 +1605,7 @@
     </w:p>
     <w:p>
       <w:pPr>
-        <w:spacing w:after="240" w:before="240" w:lineRule="auto"/>
+        <w:spacing w:after="240" w:before="240" w:line="360" w:lineRule="auto"/>
         <w:rPr/>
       </w:pPr>
       <w:r>
@@ -1754,7 +1636,7 @@
     </w:p>
     <w:p>
       <w:pPr>
-        <w:spacing w:after="240" w:before="240" w:lineRule="auto"/>
+        <w:spacing w:after="240" w:before="240" w:line="360" w:lineRule="auto"/>
         <w:rPr>
           <w:b w:val="1"/>
           <w:bCs w:val="1"/>
@@ -1771,7 +1653,7 @@
     </w:p>
     <w:p>
       <w:pPr>
-        <w:spacing w:after="240" w:before="240" w:lineRule="auto"/>
+        <w:spacing w:after="240" w:before="240" w:line="360" w:lineRule="auto"/>
         <w:rPr/>
       </w:pPr>
       <w:r>
@@ -1788,7 +1670,7 @@
     </w:p>
     <w:p>
       <w:pPr>
-        <w:spacing w:after="240" w:before="240" w:lineRule="auto"/>
+        <w:spacing w:after="240" w:before="240" w:line="360" w:lineRule="auto"/>
         <w:rPr>
           <w:b w:val="1"/>
           <w:bCs w:val="1"/>
@@ -1805,7 +1687,7 @@
     </w:p>
     <w:p>
       <w:pPr>
-        <w:spacing w:after="240" w:before="240" w:lineRule="auto"/>
+        <w:spacing w:after="240" w:before="240" w:line="360" w:lineRule="auto"/>
         <w:rPr/>
       </w:pPr>
       <w:r>
@@ -1822,17 +1704,11 @@
     </w:p>
     <w:p>
       <w:pPr>
-        <w:spacing w:after="240" w:before="240" w:lineRule="auto"/>
-        <w:rPr/>
-      </w:pPr>
-      <w:r>
-        <w:rPr>
-          <w:rtl w:val="0"/>
-        </w:rPr>
-      </w:r>
-    </w:p>
-    <w:p>
-      <w:pPr>
+        <w:tabs>
+          <w:tab w:val="center" w:leader="none" w:pos="4419"/>
+          <w:tab w:val="right" w:leader="none" w:pos="8838"/>
+        </w:tabs>
+        <w:spacing w:line="360" w:lineRule="auto"/>
         <w:rPr/>
       </w:pPr>
       <w:r>
@@ -1848,27 +1724,226 @@
           <w:tab w:val="center" w:leader="none" w:pos="4419"/>
           <w:tab w:val="right" w:leader="none" w:pos="8838"/>
         </w:tabs>
-        <w:spacing w:line="240" w:lineRule="auto"/>
+        <w:spacing w:line="360" w:lineRule="auto"/>
         <w:jc w:val="both"/>
         <w:rPr>
           <w:b w:val="1"/>
           <w:bCs w:val="1"/>
         </w:rPr>
       </w:pPr>
-      <w:bookmarkStart w:colFirst="0" w:colLast="0" w:name="_sopro8bmlgag" w:id="3"/>
+      <w:bookmarkStart w:colFirst="0" w:colLast="0" w:name="_nch8cj8gj8r9" w:id="3"/>
       <w:bookmarkEnd w:id="3"/>
       <w:r>
         <w:rPr>
-          <w:rtl w:val="0"/>
-        </w:rPr>
-      </w:r>
-    </w:p>
-    <w:p>
-      <w:pPr>
-        <w:tabs>
-          <w:tab w:val="center" w:leader="none" w:pos="4419"/>
-          <w:tab w:val="right" w:leader="none" w:pos="8838"/>
-        </w:tabs>
+          <w:b w:val="1"/>
+          <w:bCs w:val="1"/>
+          <w:rtl w:val="0"/>
+        </w:rPr>
+        <w:t xml:space="preserve">3. Relación del proyecto APT con tus intereses profesionales.</w:t>
+      </w:r>
+    </w:p>
+    <w:p>
+      <w:pPr>
+        <w:spacing w:after="160" w:line="360" w:lineRule="auto"/>
+        <w:jc w:val="left"/>
+        <w:rPr/>
+      </w:pPr>
+      <w:r>
+        <w:rPr>
+          <w:rtl w:val="0"/>
+        </w:rPr>
+      </w:r>
+    </w:p>
+    <w:p>
+      <w:pPr>
+        <w:spacing w:after="160" w:line="360" w:lineRule="auto"/>
+        <w:jc w:val="left"/>
+        <w:rPr/>
+      </w:pPr>
+      <w:r>
+        <w:rPr>
+          <w:rtl w:val="0"/>
+        </w:rPr>
+        <w:t xml:space="preserve">Las áreas de interés profesional del equipo dentro de la Ingeniería en Informática se articulan y ven reflejadas directamente en los componentes arquitectónicos y funcionales de </w:t>
+      </w:r>
+      <w:r>
+        <w:rPr>
+          <w:b w:val="1"/>
+          <w:bCs w:val="1"/>
+          <w:rtl w:val="0"/>
+        </w:rPr>
+        <w:t xml:space="preserve">KraneChile</w:t>
+      </w:r>
+      <w:r>
+        <w:rPr>
+          <w:rtl w:val="0"/>
+        </w:rPr>
+        <w:t xml:space="preserve">: </w:t>
+      </w:r>
+    </w:p>
+    <w:p>
+      <w:pPr>
+        <w:spacing w:after="160" w:line="360" w:lineRule="auto"/>
+        <w:jc w:val="left"/>
+        <w:rPr/>
+      </w:pPr>
+      <w:r>
+        <w:rPr>
+          <w:b w:val="1"/>
+          <w:bCs w:val="1"/>
+          <w:rtl w:val="0"/>
+        </w:rPr>
+        <w:t xml:space="preserve">Arquitectura de Software y Desarrollo Backend:</w:t>
+      </w:r>
+      <w:r>
+        <w:rPr>
+          <w:rtl w:val="0"/>
+        </w:rPr>
+        <w:t xml:space="preserve"> Como equipo, nos interesa diseñar sistemas escalables, robustos y modulares. Este interés se refleja en la construcción de un Backend/API centralizado que administra la lógica de negocio y abastece de forma simultánea a la plataforma web, la aplicación móvil y los servicios externos. </w:t>
+      </w:r>
+    </w:p>
+    <w:p>
+      <w:pPr>
+        <w:spacing w:after="160" w:line="360" w:lineRule="auto"/>
+        <w:jc w:val="left"/>
+        <w:rPr/>
+      </w:pPr>
+      <w:r>
+        <w:rPr>
+          <w:b w:val="1"/>
+          <w:bCs w:val="1"/>
+          <w:rtl w:val="0"/>
+        </w:rPr>
+        <w:t xml:space="preserve">Seguridad y Control de Acceso en Entornos Web:</w:t>
+      </w:r>
+      <w:r>
+        <w:rPr>
+          <w:rtl w:val="0"/>
+        </w:rPr>
+        <w:t xml:space="preserve"> Compartimos el interés por la protección de sistemas y la gestión segura de identidades. Esto se evidencia en la autenticación obligatoria de usuarios, esquemas de autorización por roles (administrador, operador, cliente), protección de endpoints y registro de eventos críticos en módulos de auditoría. </w:t>
+      </w:r>
+    </w:p>
+    <w:p>
+      <w:pPr>
+        <w:spacing w:after="160" w:line="360" w:lineRule="auto"/>
+        <w:jc w:val="left"/>
+        <w:rPr/>
+      </w:pPr>
+      <w:r>
+        <w:rPr>
+          <w:b w:val="1"/>
+          <w:bCs w:val="1"/>
+          <w:rtl w:val="0"/>
+        </w:rPr>
+        <w:t xml:space="preserve">Automatización y Persistencia de Procesos de Negocio:</w:t>
+      </w:r>
+      <w:r>
+        <w:rPr>
+          <w:rtl w:val="0"/>
+        </w:rPr>
+        <w:t xml:space="preserve"> Nos enfocamos en desarrollar software que transforme operaciones manuales e ineficientes en procesos automáticos y confiables. Este interés se plasma en la persistencia centralizada en SQL y en los algoritmos en backend para la cotización parametrizada automática y la validación de disponibilidad de flota. </w:t>
+      </w:r>
+    </w:p>
+    <w:p>
+      <w:pPr>
+        <w:spacing w:after="160" w:line="360" w:lineRule="auto"/>
+        <w:jc w:val="left"/>
+        <w:rPr/>
+      </w:pPr>
+      <w:r>
+        <w:rPr>
+          <w:rtl w:val="0"/>
+        </w:rPr>
+      </w:r>
+    </w:p>
+    <w:p>
+      <w:pPr>
+        <w:spacing w:after="160" w:line="360" w:lineRule="auto"/>
+        <w:jc w:val="left"/>
+        <w:rPr/>
+      </w:pPr>
+      <w:r>
+        <w:rPr>
+          <w:rtl w:val="0"/>
+        </w:rPr>
+      </w:r>
+    </w:p>
+    <w:p>
+      <w:pPr>
+        <w:spacing w:after="160" w:line="360" w:lineRule="auto"/>
+        <w:jc w:val="left"/>
+        <w:rPr/>
+      </w:pPr>
+      <w:r>
+        <w:rPr>
+          <w:rtl w:val="0"/>
+        </w:rPr>
+      </w:r>
+    </w:p>
+    <w:p>
+      <w:pPr>
+        <w:spacing w:after="160" w:line="360" w:lineRule="auto"/>
+        <w:jc w:val="left"/>
+        <w:rPr/>
+      </w:pPr>
+      <w:r>
+        <w:rPr>
+          <w:rtl w:val="0"/>
+        </w:rPr>
+      </w:r>
+    </w:p>
+    <w:p>
+      <w:pPr>
+        <w:spacing w:after="160" w:line="360" w:lineRule="auto"/>
+        <w:jc w:val="left"/>
+        <w:rPr/>
+      </w:pPr>
+      <w:r>
+        <w:rPr>
+          <w:rtl w:val="0"/>
+        </w:rPr>
+      </w:r>
+    </w:p>
+    <w:p>
+      <w:pPr>
+        <w:spacing w:after="160" w:line="360" w:lineRule="auto"/>
+        <w:jc w:val="left"/>
+        <w:rPr/>
+      </w:pPr>
+      <w:r>
+        <w:rPr>
+          <w:rtl w:val="0"/>
+        </w:rPr>
+      </w:r>
+    </w:p>
+    <w:p>
+      <w:pPr>
+        <w:spacing w:after="160" w:line="360" w:lineRule="auto"/>
+        <w:jc w:val="left"/>
+        <w:rPr/>
+      </w:pPr>
+      <w:r>
+        <w:rPr>
+          <w:rtl w:val="0"/>
+        </w:rPr>
+      </w:r>
+    </w:p>
+    <w:p>
+      <w:pPr>
+        <w:spacing w:after="160" w:line="360" w:lineRule="auto"/>
+        <w:jc w:val="left"/>
+        <w:rPr/>
+      </w:pPr>
+      <w:r>
+        <w:rPr>
+          <w:rtl w:val="0"/>
+        </w:rPr>
+      </w:r>
+    </w:p>
+    <w:p>
+      <w:pPr>
+        <w:spacing w:after="160" w:line="360" w:lineRule="auto"/>
+        <w:jc w:val="left"/>
         <w:rPr/>
       </w:pPr>
       <w:r>
@@ -1880,18 +1955,13 @@
     <w:p>
       <w:pPr>
         <w:pStyle w:val="Heading1"/>
-        <w:tabs>
-          <w:tab w:val="center" w:leader="none" w:pos="4419"/>
-          <w:tab w:val="right" w:leader="none" w:pos="8838"/>
-        </w:tabs>
-        <w:spacing w:line="240" w:lineRule="auto"/>
-        <w:jc w:val="both"/>
-        <w:rPr>
-          <w:b w:val="1"/>
-          <w:bCs w:val="1"/>
-        </w:rPr>
-      </w:pPr>
-      <w:bookmarkStart w:colFirst="0" w:colLast="0" w:name="_nch8cj8gj8r9" w:id="4"/>
+        <w:spacing w:after="160" w:line="360" w:lineRule="auto"/>
+        <w:rPr>
+          <w:b w:val="1"/>
+          <w:bCs w:val="1"/>
+        </w:rPr>
+      </w:pPr>
+      <w:bookmarkStart w:colFirst="0" w:colLast="0" w:name="_rq6e6ltki7c7" w:id="4"/>
       <w:bookmarkEnd w:id="4"/>
       <w:r>
         <w:rPr>
@@ -1899,34 +1969,19 @@
           <w:bCs w:val="1"/>
           <w:rtl w:val="0"/>
         </w:rPr>
-        <w:t xml:space="preserve">3. Relación del proyecto APT con tus intereses profesionales.</w:t>
-      </w:r>
-    </w:p>
-    <w:p>
-      <w:pPr>
-        <w:spacing w:after="160" w:line="259" w:lineRule="auto"/>
-        <w:jc w:val="left"/>
-        <w:rPr>
-          <w:rFonts w:ascii="Calibri" w:cs="Calibri" w:eastAsia="Calibri" w:hAnsi="Calibri"/>
-        </w:rPr>
-      </w:pPr>
-      <w:r>
-        <w:rPr>
-          <w:rtl w:val="0"/>
-        </w:rPr>
-      </w:r>
-    </w:p>
-    <w:p>
-      <w:pPr>
-        <w:spacing w:after="160" w:line="259" w:lineRule="auto"/>
-        <w:jc w:val="left"/>
-        <w:rPr/>
-      </w:pPr>
-      <w:r>
-        <w:rPr>
-          <w:rtl w:val="0"/>
-        </w:rPr>
-        <w:t xml:space="preserve">Las áreas de interés profesional del equipo dentro de la Ingeniería en Informática se articulan y ven reflejadas directamente en los componentes arquitectónicos y funcionales de </w:t>
+        <w:t xml:space="preserve">4. Argumento sobre la factibilidad del proyecto dentro de la asignatura.</w:t>
+      </w:r>
+    </w:p>
+    <w:p>
+      <w:pPr>
+        <w:spacing w:after="240" w:before="240" w:line="360" w:lineRule="auto"/>
+        <w:rPr/>
+      </w:pPr>
+      <w:r>
+        <w:rPr>
+          <w:rtl w:val="0"/>
+        </w:rPr>
+        <w:t xml:space="preserve">La realización del proyecto </w:t>
       </w:r>
       <w:r>
         <w:rPr>
@@ -1940,271 +1995,12 @@
         <w:rPr>
           <w:rtl w:val="0"/>
         </w:rPr>
-        <w:t xml:space="preserve">: </w:t>
-      </w:r>
-    </w:p>
-    <w:p>
-      <w:pPr>
-        <w:spacing w:after="160" w:line="259" w:lineRule="auto"/>
-        <w:jc w:val="left"/>
-        <w:rPr/>
-      </w:pPr>
-      <w:r>
-        <w:rPr>
-          <w:b w:val="1"/>
-          <w:bCs w:val="1"/>
-          <w:rtl w:val="0"/>
-        </w:rPr>
-        <w:t xml:space="preserve">Arquitectura de Software y Desarrollo Backend:</w:t>
-      </w:r>
-      <w:r>
-        <w:rPr>
-          <w:rtl w:val="0"/>
-        </w:rPr>
-        <w:t xml:space="preserve"> Como equipo, nos interesa diseñar sistemas escalables, robustos y modulares. Este interés se refleja en la construcción de un Backend/API centralizado que administra la lógica de negocio y abastece de forma simultánea a la plataforma web, la aplicación móvil y los servicios externos. </w:t>
-      </w:r>
-    </w:p>
-    <w:p>
-      <w:pPr>
-        <w:spacing w:after="160" w:line="259" w:lineRule="auto"/>
-        <w:jc w:val="left"/>
-        <w:rPr/>
-      </w:pPr>
-      <w:r>
-        <w:rPr>
-          <w:b w:val="1"/>
-          <w:bCs w:val="1"/>
-          <w:rtl w:val="0"/>
-        </w:rPr>
-        <w:t xml:space="preserve">Seguridad y Control de Acceso en Entornos Web:</w:t>
-      </w:r>
-      <w:r>
-        <w:rPr>
-          <w:rtl w:val="0"/>
-        </w:rPr>
-        <w:t xml:space="preserve"> Compartimos el interés por la protección de sistemas y la gestión segura de identidades. Esto se evidencia en la autenticación obligatoria de usuarios, esquemas de autorización por roles (administrador, operador, cliente), protección de endpoints y registro de eventos críticos en módulos de auditoría. </w:t>
-      </w:r>
-    </w:p>
-    <w:p>
-      <w:pPr>
-        <w:spacing w:after="160" w:line="259" w:lineRule="auto"/>
-        <w:jc w:val="left"/>
-        <w:rPr/>
-      </w:pPr>
-      <w:r>
-        <w:rPr>
-          <w:b w:val="1"/>
-          <w:bCs w:val="1"/>
-          <w:rtl w:val="0"/>
-        </w:rPr>
-        <w:t xml:space="preserve">Automatización y Persistencia de Procesos de Negocio:</w:t>
-      </w:r>
-      <w:r>
-        <w:rPr>
-          <w:rtl w:val="0"/>
-        </w:rPr>
-        <w:t xml:space="preserve"> Nos enfocamos en desarrollar software que transforme operaciones manuales e ineficientes en procesos automáticos y confiables. Este interés se plasma en la persistencia centralizada en SQL y en los algoritmos en backend para la cotización parametrizada automática y la validación de disponibilidad de flota. </w:t>
-      </w:r>
-    </w:p>
-    <w:p>
-      <w:pPr>
-        <w:spacing w:after="160" w:line="259" w:lineRule="auto"/>
-        <w:jc w:val="left"/>
-        <w:rPr/>
-      </w:pPr>
-      <w:r>
-        <w:rPr>
-          <w:rtl w:val="0"/>
-        </w:rPr>
-      </w:r>
-    </w:p>
-    <w:p>
-      <w:pPr>
-        <w:spacing w:after="160" w:line="259" w:lineRule="auto"/>
-        <w:jc w:val="left"/>
-        <w:rPr/>
-      </w:pPr>
-      <w:r>
-        <w:rPr>
-          <w:rtl w:val="0"/>
-        </w:rPr>
-      </w:r>
-    </w:p>
-    <w:p>
-      <w:pPr>
-        <w:spacing w:after="160" w:line="259" w:lineRule="auto"/>
-        <w:jc w:val="left"/>
-        <w:rPr/>
-      </w:pPr>
-      <w:r>
-        <w:rPr>
-          <w:rtl w:val="0"/>
-        </w:rPr>
-      </w:r>
-    </w:p>
-    <w:p>
-      <w:pPr>
-        <w:spacing w:after="160" w:line="259" w:lineRule="auto"/>
-        <w:jc w:val="left"/>
-        <w:rPr/>
-      </w:pPr>
-      <w:r>
-        <w:rPr>
-          <w:rtl w:val="0"/>
-        </w:rPr>
-      </w:r>
-    </w:p>
-    <w:p>
-      <w:pPr>
-        <w:spacing w:after="160" w:line="259" w:lineRule="auto"/>
-        <w:jc w:val="left"/>
-        <w:rPr/>
-      </w:pPr>
-      <w:r>
-        <w:rPr>
-          <w:rtl w:val="0"/>
-        </w:rPr>
-      </w:r>
-    </w:p>
-    <w:p>
-      <w:pPr>
-        <w:spacing w:after="160" w:line="259" w:lineRule="auto"/>
-        <w:jc w:val="left"/>
-        <w:rPr/>
-      </w:pPr>
-      <w:r>
-        <w:rPr>
-          <w:rtl w:val="0"/>
-        </w:rPr>
-      </w:r>
-    </w:p>
-    <w:p>
-      <w:pPr>
-        <w:spacing w:after="160" w:line="259" w:lineRule="auto"/>
-        <w:jc w:val="left"/>
-        <w:rPr/>
-      </w:pPr>
-      <w:r>
-        <w:rPr>
-          <w:rtl w:val="0"/>
-        </w:rPr>
-      </w:r>
-    </w:p>
-    <w:p>
-      <w:pPr>
-        <w:spacing w:after="160" w:line="259" w:lineRule="auto"/>
-        <w:jc w:val="left"/>
-        <w:rPr/>
-      </w:pPr>
-      <w:r>
-        <w:rPr>
-          <w:rtl w:val="0"/>
-        </w:rPr>
-      </w:r>
-    </w:p>
-    <w:p>
-      <w:pPr>
-        <w:spacing w:after="160" w:line="259" w:lineRule="auto"/>
-        <w:jc w:val="left"/>
-        <w:rPr/>
-      </w:pPr>
-      <w:r>
-        <w:rPr>
-          <w:rtl w:val="0"/>
-        </w:rPr>
-      </w:r>
-    </w:p>
-    <w:p>
-      <w:pPr>
-        <w:spacing w:after="160" w:line="259" w:lineRule="auto"/>
-        <w:jc w:val="right"/>
-        <w:rPr>
-          <w:rFonts w:ascii="Calibri" w:cs="Calibri" w:eastAsia="Calibri" w:hAnsi="Calibri"/>
-        </w:rPr>
-      </w:pPr>
-      <w:r>
-        <w:rPr>
-          <w:rtl w:val="0"/>
-        </w:rPr>
-      </w:r>
-    </w:p>
-    <w:p>
-      <w:pPr>
-        <w:spacing w:after="160" w:line="259" w:lineRule="auto"/>
-        <w:jc w:val="right"/>
-        <w:rPr>
-          <w:rFonts w:ascii="Calibri" w:cs="Calibri" w:eastAsia="Calibri" w:hAnsi="Calibri"/>
-        </w:rPr>
-      </w:pPr>
-      <w:r>
-        <w:rPr>
-          <w:rtl w:val="0"/>
-        </w:rPr>
-      </w:r>
-    </w:p>
-    <w:p>
-      <w:pPr>
-        <w:spacing w:after="160" w:line="259" w:lineRule="auto"/>
-        <w:jc w:val="right"/>
-        <w:rPr>
-          <w:rFonts w:ascii="Calibri" w:cs="Calibri" w:eastAsia="Calibri" w:hAnsi="Calibri"/>
-        </w:rPr>
-      </w:pPr>
-      <w:r>
-        <w:rPr>
-          <w:rtl w:val="0"/>
-        </w:rPr>
-      </w:r>
-    </w:p>
-    <w:p>
-      <w:pPr>
-        <w:pStyle w:val="Heading1"/>
-        <w:spacing w:after="160" w:line="259" w:lineRule="auto"/>
-        <w:rPr>
-          <w:b w:val="1"/>
-          <w:bCs w:val="1"/>
-        </w:rPr>
-      </w:pPr>
-      <w:bookmarkStart w:colFirst="0" w:colLast="0" w:name="_rq6e6ltki7c7" w:id="5"/>
-      <w:bookmarkEnd w:id="5"/>
-      <w:r>
-        <w:rPr>
-          <w:b w:val="1"/>
-          <w:bCs w:val="1"/>
-          <w:rtl w:val="0"/>
-        </w:rPr>
-        <w:t xml:space="preserve">4. Argumento sobre la factibilidad del proyecto dentro de la asignatura.</w:t>
-      </w:r>
-    </w:p>
-    <w:p>
-      <w:pPr>
-        <w:spacing w:after="240" w:before="240" w:lineRule="auto"/>
-        <w:rPr/>
-      </w:pPr>
-      <w:r>
-        <w:rPr>
-          <w:rtl w:val="0"/>
-        </w:rPr>
-        <w:t xml:space="preserve">La realización del proyecto </w:t>
-      </w:r>
-      <w:r>
-        <w:rPr>
-          <w:b w:val="1"/>
-          <w:bCs w:val="1"/>
-          <w:rtl w:val="0"/>
-        </w:rPr>
-        <w:t xml:space="preserve">KraneChile</w:t>
-      </w:r>
-      <w:r>
-        <w:rPr>
-          <w:rtl w:val="0"/>
-        </w:rPr>
         <w:t xml:space="preserve"> es factible de completarse dentro del marco temporal y las exigencias académicas de la asignatura a partir de los siguientes factores:</w:t>
       </w:r>
     </w:p>
     <w:p>
       <w:pPr>
-        <w:spacing w:after="240" w:before="240" w:lineRule="auto"/>
+        <w:spacing w:after="240" w:before="240" w:line="360" w:lineRule="auto"/>
         <w:ind w:left="0" w:firstLine="0"/>
         <w:rPr/>
       </w:pPr>
@@ -2226,7 +2022,7 @@
     </w:p>
     <w:p>
       <w:pPr>
-        <w:spacing w:after="240" w:before="240" w:lineRule="auto"/>
+        <w:spacing w:after="240" w:before="240" w:line="360" w:lineRule="auto"/>
         <w:ind w:left="0" w:firstLine="0"/>
         <w:rPr/>
       </w:pPr>
@@ -2248,7 +2044,7 @@
     </w:p>
     <w:p>
       <w:pPr>
-        <w:spacing w:after="240" w:before="240" w:lineRule="auto"/>
+        <w:spacing w:after="240" w:before="240" w:line="360" w:lineRule="auto"/>
         <w:ind w:left="0" w:firstLine="0"/>
         <w:rPr/>
       </w:pPr>
@@ -2270,7 +2066,7 @@
     </w:p>
     <w:p>
       <w:pPr>
-        <w:spacing w:after="240" w:before="240" w:lineRule="auto"/>
+        <w:spacing w:after="240" w:before="240" w:line="360" w:lineRule="auto"/>
         <w:ind w:left="0" w:firstLine="0"/>
         <w:rPr>
           <w:b w:val="1"/>
@@ -2288,7 +2084,7 @@
     </w:p>
     <w:p>
       <w:pPr>
-        <w:spacing w:after="240" w:before="240" w:lineRule="auto"/>
+        <w:spacing w:after="240" w:before="240" w:line="360" w:lineRule="auto"/>
         <w:ind w:left="0" w:firstLine="0"/>
         <w:rPr/>
       </w:pPr>
@@ -2309,7 +2105,7 @@
     </w:p>
     <w:p>
       <w:pPr>
-        <w:spacing w:after="240" w:before="240" w:lineRule="auto"/>
+        <w:spacing w:after="240" w:before="240" w:line="360" w:lineRule="auto"/>
         <w:ind w:left="0" w:firstLine="0"/>
         <w:rPr/>
       </w:pPr>
@@ -2330,7 +2126,7 @@
     </w:p>
     <w:p>
       <w:pPr>
-        <w:spacing w:after="240" w:before="240" w:lineRule="auto"/>
+        <w:spacing w:after="240" w:before="240" w:line="360" w:lineRule="auto"/>
         <w:ind w:left="0" w:firstLine="0"/>
         <w:rPr/>
       </w:pPr>
@@ -2351,7 +2147,7 @@
     </w:p>
     <w:p>
       <w:pPr>
-        <w:spacing w:after="240" w:before="240" w:lineRule="auto"/>
+        <w:spacing w:after="240" w:before="240" w:line="360" w:lineRule="auto"/>
         <w:ind w:left="0" w:firstLine="0"/>
         <w:rPr/>
       </w:pPr>
@@ -2373,10 +2169,331 @@
     <w:p>
       <w:pPr>
         <w:pStyle w:val="Heading1"/>
-        <w:spacing w:after="240" w:before="240" w:lineRule="auto"/>
-        <w:rPr/>
-      </w:pPr>
-      <w:bookmarkStart w:colFirst="0" w:colLast="0" w:name="_hk43ozwm7i03" w:id="6"/>
+        <w:spacing w:after="240" w:before="240" w:line="360" w:lineRule="auto"/>
+        <w:rPr>
+          <w:b w:val="1"/>
+          <w:bCs w:val="1"/>
+        </w:rPr>
+      </w:pPr>
+      <w:bookmarkStart w:colFirst="0" w:colLast="0" w:name="_tstv2mb55dsu" w:id="5"/>
+      <w:bookmarkEnd w:id="5"/>
+      <w:r>
+        <w:rPr>
+          <w:b w:val="1"/>
+          <w:bCs w:val="1"/>
+          <w:rtl w:val="0"/>
+        </w:rPr>
+        <w:t xml:space="preserve">5. Cumplimiento de Indicadores de Calidad Disciplinarios del Proyecto APT </w:t>
+      </w:r>
+    </w:p>
+    <w:p>
+      <w:pPr>
+        <w:spacing w:after="240" w:line="360" w:lineRule="auto"/>
+        <w:rPr/>
+      </w:pPr>
+      <w:r>
+        <w:rPr>
+          <w:rtl w:val="0"/>
+        </w:rPr>
+        <w:t xml:space="preserve">El diseño de </w:t>
+      </w:r>
+      <w:r>
+        <w:rPr>
+          <w:rtl w:val="0"/>
+        </w:rPr>
+        <w:t xml:space="preserve">KraneChile</w:t>
+      </w:r>
+      <w:r>
+        <w:rPr>
+          <w:rtl w:val="0"/>
+        </w:rPr>
+        <w:t xml:space="preserve"> satisface los estándares de calidad disciplinarios requeridos por el plan de estudio:</w:t>
+      </w:r>
+    </w:p>
+    <w:p>
+      <w:pPr>
+        <w:spacing w:after="240" w:line="360" w:lineRule="auto"/>
+        <w:ind w:left="0" w:firstLine="0"/>
+        <w:rPr/>
+      </w:pPr>
+      <w:r>
+        <w:rPr>
+          <w:rtl w:val="0"/>
+        </w:rPr>
+        <w:t xml:space="preserve">Realizar pruebas de certificación tanto de los productos como de los procesos utilizando buenas prácticas definidas por la industria:</w:t>
+      </w:r>
+    </w:p>
+    <w:p>
+      <w:pPr>
+        <w:spacing w:after="240" w:line="360" w:lineRule="auto"/>
+        <w:ind w:left="720" w:firstLine="0"/>
+        <w:rPr/>
+      </w:pPr>
+      <w:r>
+        <w:rPr>
+          <w:b w:val="1"/>
+          <w:bCs w:val="1"/>
+          <w:rtl w:val="0"/>
+        </w:rPr>
+        <w:t xml:space="preserve">1.1 Diseña pruebas de validación:</w:t>
+      </w:r>
+      <w:r>
+        <w:rPr>
+          <w:rtl w:val="0"/>
+        </w:rPr>
+        <w:t xml:space="preserve"> Planificación de pruebas unitarias y de integración para validar el cotizador parametrizable, cálculo de rutas y sistema de reservas sin solapamientos.</w:t>
+      </w:r>
+    </w:p>
+    <w:p>
+      <w:pPr>
+        <w:spacing w:after="240" w:line="360" w:lineRule="auto"/>
+        <w:ind w:left="720" w:firstLine="0"/>
+        <w:rPr/>
+      </w:pPr>
+      <w:r>
+        <w:rPr>
+          <w:b w:val="1"/>
+          <w:bCs w:val="1"/>
+          <w:rtl w:val="0"/>
+        </w:rPr>
+        <w:t xml:space="preserve">1.2 Aplica pruebas de validación:</w:t>
+      </w:r>
+      <w:r>
+        <w:rPr>
+          <w:rtl w:val="0"/>
+        </w:rPr>
+        <w:t xml:space="preserve"> Ejecución de pruebas funcionales sobre el Backend/API, mecanismos de autenticación y transacciones sandbox.</w:t>
+      </w:r>
+    </w:p>
+    <w:p>
+      <w:pPr>
+        <w:spacing w:after="240" w:line="360" w:lineRule="auto"/>
+        <w:ind w:left="720" w:firstLine="0"/>
+        <w:rPr/>
+      </w:pPr>
+      <w:r>
+        <w:rPr>
+          <w:b w:val="1"/>
+          <w:bCs w:val="1"/>
+          <w:rtl w:val="0"/>
+        </w:rPr>
+        <w:t xml:space="preserve">1.3 Desarrolla mejoras al producto:</w:t>
+      </w:r>
+      <w:r>
+        <w:rPr>
+          <w:rtl w:val="0"/>
+        </w:rPr>
+        <w:t xml:space="preserve"> Refactorización y optimización continua a partir de los resultados de testing de seguridad y rendimiento.</w:t>
+      </w:r>
+    </w:p>
+    <w:p>
+      <w:pPr>
+        <w:spacing w:after="240" w:line="360" w:lineRule="auto"/>
+        <w:ind w:left="0" w:firstLine="0"/>
+        <w:rPr/>
+      </w:pPr>
+      <w:r>
+        <w:rPr>
+          <w:rtl w:val="0"/>
+        </w:rPr>
+        <w:t xml:space="preserve">Gestionar proyectos informáticos, ofreciendo alternativas para la toma de decisiones de acuerdo a los requerimientos de la organización:</w:t>
+      </w:r>
+    </w:p>
+    <w:p>
+      <w:pPr>
+        <w:spacing w:after="240" w:line="360" w:lineRule="auto"/>
+        <w:ind w:left="720" w:firstLine="0"/>
+        <w:rPr/>
+      </w:pPr>
+      <w:r>
+        <w:rPr>
+          <w:b w:val="1"/>
+          <w:bCs w:val="1"/>
+          <w:rtl w:val="0"/>
+        </w:rPr>
+        <w:t xml:space="preserve">2.1 Planifica proyectos informáticos:</w:t>
+      </w:r>
+      <w:r>
+        <w:rPr>
+          <w:rtl w:val="0"/>
+        </w:rPr>
+        <w:t xml:space="preserve"> Descomposición de los 20 entregables en un cronograma estructurado en sprints con estimación de recursos y asignación de roles.</w:t>
+      </w:r>
+    </w:p>
+    <w:p>
+      <w:pPr>
+        <w:spacing w:after="240" w:line="360" w:lineRule="auto"/>
+        <w:ind w:left="720" w:firstLine="0"/>
+        <w:rPr/>
+      </w:pPr>
+      <w:r>
+        <w:rPr>
+          <w:b w:val="1"/>
+          <w:bCs w:val="1"/>
+          <w:rtl w:val="0"/>
+        </w:rPr>
+        <w:t xml:space="preserve">2.2 Controla proyectos informáticos:</w:t>
+      </w:r>
+      <w:r>
+        <w:rPr>
+          <w:rtl w:val="0"/>
+        </w:rPr>
+        <w:t xml:space="preserve"> Monitoreo del avance, trazabilidad y control de versiones colaborativo mediante Git y GitHub.</w:t>
+      </w:r>
+    </w:p>
+    <w:p>
+      <w:pPr>
+        <w:spacing w:after="240" w:line="360" w:lineRule="auto"/>
+        <w:ind w:left="0" w:firstLine="0"/>
+        <w:rPr/>
+      </w:pPr>
+      <w:r>
+        <w:rPr>
+          <w:rtl w:val="0"/>
+        </w:rPr>
+        <w:t xml:space="preserve">Construir modelos de datos para soportar los requerimientos de la organización de acuerdo a un diseño definido y escalable en el tiempo:</w:t>
+      </w:r>
+    </w:p>
+    <w:p>
+      <w:pPr>
+        <w:spacing w:after="240" w:line="360" w:lineRule="auto"/>
+        <w:ind w:left="720" w:firstLine="0"/>
+        <w:rPr/>
+      </w:pPr>
+      <w:r>
+        <w:rPr>
+          <w:b w:val="1"/>
+          <w:bCs w:val="1"/>
+          <w:rtl w:val="0"/>
+        </w:rPr>
+        <w:t xml:space="preserve">3.1 Diseña modelos de datos:</w:t>
+      </w:r>
+      <w:r>
+        <w:rPr>
+          <w:rtl w:val="0"/>
+        </w:rPr>
+        <w:t xml:space="preserve"> Formulación de un esquema entidad-relación normalizado para usuarios, flota, tarifas, cotizaciones, reservas, pagos y auditoría.</w:t>
+      </w:r>
+    </w:p>
+    <w:p>
+      <w:pPr>
+        <w:spacing w:after="240" w:line="360" w:lineRule="auto"/>
+        <w:ind w:left="720" w:firstLine="0"/>
+        <w:rPr/>
+      </w:pPr>
+      <w:r>
+        <w:rPr>
+          <w:b w:val="1"/>
+          <w:bCs w:val="1"/>
+          <w:rtl w:val="0"/>
+        </w:rPr>
+        <w:t xml:space="preserve">3.2 Implementa modelos de datos:</w:t>
+      </w:r>
+      <w:r>
+        <w:rPr>
+          <w:rtl w:val="0"/>
+        </w:rPr>
+        <w:t xml:space="preserve"> Despliegue de la base de datos relacional centralizada en MySQL administrada con phpMyAdmin, aplicando integridad referencial e indexación.</w:t>
+      </w:r>
+    </w:p>
+    <w:p>
+      <w:pPr>
+        <w:spacing w:after="240" w:line="360" w:lineRule="auto"/>
+        <w:ind w:left="0" w:firstLine="0"/>
+        <w:rPr/>
+      </w:pPr>
+      <w:r>
+        <w:rPr>
+          <w:rtl w:val="0"/>
+        </w:rPr>
+        <w:t xml:space="preserve">Desarrollar una solución de software utilizando técnicas que permitan sistematizar el proceso de desarrollo y mantenimiento, asegurando el logro de los objetivos:</w:t>
+      </w:r>
+    </w:p>
+    <w:p>
+      <w:pPr>
+        <w:spacing w:after="240" w:line="360" w:lineRule="auto"/>
+        <w:ind w:left="720" w:firstLine="0"/>
+        <w:rPr/>
+      </w:pPr>
+      <w:r>
+        <w:rPr>
+          <w:b w:val="1"/>
+          <w:bCs w:val="1"/>
+          <w:rtl w:val="0"/>
+        </w:rPr>
+        <w:t xml:space="preserve">4.1 Construye una solución de software:</w:t>
+      </w:r>
+      <w:r>
+        <w:rPr>
+          <w:rtl w:val="0"/>
+        </w:rPr>
+        <w:t xml:space="preserve"> Desarrollo modular en Django/Python para el Backend/API, plataforma web responsive y soporte para aplicación móvil.</w:t>
+      </w:r>
+    </w:p>
+    <w:p>
+      <w:pPr>
+        <w:spacing w:after="240" w:line="360" w:lineRule="auto"/>
+        <w:ind w:left="720" w:firstLine="0"/>
+        <w:rPr/>
+      </w:pPr>
+      <w:r>
+        <w:rPr>
+          <w:b w:val="1"/>
+          <w:bCs w:val="1"/>
+          <w:rtl w:val="0"/>
+        </w:rPr>
+        <w:t xml:space="preserve">4.2 Integra los distintos componentes:</w:t>
+      </w:r>
+      <w:r>
+        <w:rPr>
+          <w:rtl w:val="0"/>
+        </w:rPr>
+        <w:t xml:space="preserve"> Conexión del backend con mapas de georreferenciación, pasarela sandbox y servicios de notificación.</w:t>
+      </w:r>
+    </w:p>
+    <w:p>
+      <w:pPr>
+        <w:spacing w:after="240" w:line="360" w:lineRule="auto"/>
+        <w:ind w:left="720" w:firstLine="0"/>
+        <w:rPr/>
+      </w:pPr>
+      <w:r>
+        <w:rPr>
+          <w:b w:val="1"/>
+          <w:bCs w:val="1"/>
+          <w:rtl w:val="0"/>
+        </w:rPr>
+        <w:t xml:space="preserve">4.3 Implanta una solución de software:</w:t>
+      </w:r>
+      <w:r>
+        <w:rPr>
+          <w:rtl w:val="0"/>
+        </w:rPr>
+        <w:t xml:space="preserve"> Preparación y configuración del entorno demostrativo integrado (Web + App + Backend + BD).</w:t>
+      </w:r>
+    </w:p>
+    <w:p>
+      <w:pPr>
+        <w:spacing w:after="240" w:line="360" w:lineRule="auto"/>
+        <w:ind w:left="0" w:firstLine="0"/>
+        <w:rPr/>
+      </w:pPr>
+      <w:r>
+        <w:rPr>
+          <w:rtl w:val="0"/>
+        </w:rPr>
+      </w:r>
+    </w:p>
+    <w:p>
+      <w:pPr>
+        <w:pStyle w:val="Heading1"/>
+        <w:spacing w:after="240" w:line="360" w:lineRule="auto"/>
+        <w:rPr>
+          <w:b w:val="1"/>
+          <w:bCs w:val="1"/>
+        </w:rPr>
+      </w:pPr>
+      <w:bookmarkStart w:colFirst="0" w:colLast="0" w:name="_elrade5sqbpo" w:id="6"/>
       <w:bookmarkEnd w:id="6"/>
       <w:r>
         <w:rPr>
@@ -2387,305 +2504,16 @@
     <w:p>
       <w:pPr>
         <w:pStyle w:val="Heading1"/>
-        <w:spacing w:after="240" w:before="240" w:lineRule="auto"/>
-        <w:rPr>
-          <w:b w:val="1"/>
-          <w:bCs w:val="1"/>
-        </w:rPr>
-      </w:pPr>
-      <w:bookmarkStart w:colFirst="0" w:colLast="0" w:name="_tstv2mb55dsu" w:id="7"/>
+        <w:spacing w:after="240" w:line="360" w:lineRule="auto"/>
+        <w:rPr>
+          <w:b w:val="1"/>
+          <w:bCs w:val="1"/>
+        </w:rPr>
+      </w:pPr>
+      <w:bookmarkStart w:colFirst="0" w:colLast="0" w:name="_jq65ogejlspi" w:id="7"/>
       <w:bookmarkEnd w:id="7"/>
       <w:r>
         <w:rPr>
-          <w:b w:val="1"/>
-          <w:bCs w:val="1"/>
-          <w:rtl w:val="0"/>
-        </w:rPr>
-        <w:t xml:space="preserve">5. Cumplimiento de Indicadores de Calidad Disciplinarios del Proyecto APT </w:t>
-      </w:r>
-    </w:p>
-    <w:p>
-      <w:pPr>
-        <w:spacing w:after="240" w:lineRule="auto"/>
-        <w:rPr/>
-      </w:pPr>
-      <w:r>
-        <w:rPr>
-          <w:rtl w:val="0"/>
-        </w:rPr>
-        <w:t xml:space="preserve">El diseño de KraneChile satisface los estándares de calidad disciplinarios requeridos por el plan de estudio:</w:t>
-      </w:r>
-    </w:p>
-    <w:p>
-      <w:pPr>
-        <w:spacing w:after="240" w:lineRule="auto"/>
-        <w:ind w:left="0" w:firstLine="0"/>
-        <w:rPr/>
-      </w:pPr>
-      <w:r>
-        <w:rPr>
-          <w:rtl w:val="0"/>
-        </w:rPr>
-        <w:t xml:space="preserve">Realizar pruebas de certificación tanto de los productos como de los procesos utilizando buenas prácticas definidas por la industria:</w:t>
-      </w:r>
-    </w:p>
-    <w:p>
-      <w:pPr>
-        <w:spacing w:after="240" w:lineRule="auto"/>
-        <w:ind w:left="720" w:firstLine="0"/>
-        <w:rPr/>
-      </w:pPr>
-      <w:r>
-        <w:rPr>
-          <w:b w:val="1"/>
-          <w:bCs w:val="1"/>
-          <w:rtl w:val="0"/>
-        </w:rPr>
-        <w:t xml:space="preserve">1.1 Diseña pruebas de validación:</w:t>
-      </w:r>
-      <w:r>
-        <w:rPr>
-          <w:rtl w:val="0"/>
-        </w:rPr>
-        <w:t xml:space="preserve"> Planificación de pruebas unitarias y de integración para validar el cotizador parametrizable, cálculo de rutas y sistema de reservas sin solapamientos.</w:t>
-      </w:r>
-    </w:p>
-    <w:p>
-      <w:pPr>
-        <w:spacing w:after="240" w:lineRule="auto"/>
-        <w:ind w:left="720" w:firstLine="0"/>
-        <w:rPr/>
-      </w:pPr>
-      <w:r>
-        <w:rPr>
-          <w:b w:val="1"/>
-          <w:bCs w:val="1"/>
-          <w:rtl w:val="0"/>
-        </w:rPr>
-        <w:t xml:space="preserve">1.2 Aplica pruebas de validación:</w:t>
-      </w:r>
-      <w:r>
-        <w:rPr>
-          <w:rtl w:val="0"/>
-        </w:rPr>
-        <w:t xml:space="preserve"> Ejecución de pruebas funcionales sobre el Backend/API, mecanismos de autenticación y transacciones sandbox.</w:t>
-      </w:r>
-    </w:p>
-    <w:p>
-      <w:pPr>
-        <w:spacing w:after="240" w:lineRule="auto"/>
-        <w:ind w:left="720" w:firstLine="0"/>
-        <w:rPr/>
-      </w:pPr>
-      <w:r>
-        <w:rPr>
-          <w:b w:val="1"/>
-          <w:bCs w:val="1"/>
-          <w:rtl w:val="0"/>
-        </w:rPr>
-        <w:t xml:space="preserve">1.3 Desarrolla mejoras al producto:</w:t>
-      </w:r>
-      <w:r>
-        <w:rPr>
-          <w:rtl w:val="0"/>
-        </w:rPr>
-        <w:t xml:space="preserve"> Refactorización y optimización continua a partir de los resultados de testing de seguridad y rendimiento.</w:t>
-      </w:r>
-    </w:p>
-    <w:p>
-      <w:pPr>
-        <w:spacing w:after="240" w:lineRule="auto"/>
-        <w:ind w:left="0" w:firstLine="0"/>
-        <w:rPr/>
-      </w:pPr>
-      <w:r>
-        <w:rPr>
-          <w:rtl w:val="0"/>
-        </w:rPr>
-        <w:t xml:space="preserve">Gestionar proyectos informáticos, ofreciendo alternativas para la toma de decisiones de acuerdo a los requerimientos de la organización:</w:t>
-      </w:r>
-    </w:p>
-    <w:p>
-      <w:pPr>
-        <w:spacing w:after="240" w:lineRule="auto"/>
-        <w:ind w:left="720" w:firstLine="0"/>
-        <w:rPr/>
-      </w:pPr>
-      <w:r>
-        <w:rPr>
-          <w:b w:val="1"/>
-          <w:bCs w:val="1"/>
-          <w:rtl w:val="0"/>
-        </w:rPr>
-        <w:t xml:space="preserve">2.1 Planifica proyectos informáticos:</w:t>
-      </w:r>
-      <w:r>
-        <w:rPr>
-          <w:rtl w:val="0"/>
-        </w:rPr>
-        <w:t xml:space="preserve"> Descomposición de los 20 entregables en un cronograma estructurado en sprints con estimación de recursos y asignación de roles.</w:t>
-      </w:r>
-    </w:p>
-    <w:p>
-      <w:pPr>
-        <w:spacing w:after="240" w:lineRule="auto"/>
-        <w:ind w:left="720" w:firstLine="0"/>
-        <w:rPr/>
-      </w:pPr>
-      <w:r>
-        <w:rPr>
-          <w:b w:val="1"/>
-          <w:bCs w:val="1"/>
-          <w:rtl w:val="0"/>
-        </w:rPr>
-        <w:t xml:space="preserve">2.2 Controla proyectos informáticos:</w:t>
-      </w:r>
-      <w:r>
-        <w:rPr>
-          <w:rtl w:val="0"/>
-        </w:rPr>
-        <w:t xml:space="preserve"> Monitoreo del avance, trazabilidad y control de versiones colaborativo mediante Git y GitHub.</w:t>
-      </w:r>
-    </w:p>
-    <w:p>
-      <w:pPr>
-        <w:spacing w:after="240" w:lineRule="auto"/>
-        <w:ind w:left="0" w:firstLine="0"/>
-        <w:rPr/>
-      </w:pPr>
-      <w:r>
-        <w:rPr>
-          <w:rtl w:val="0"/>
-        </w:rPr>
-        <w:t xml:space="preserve">Construir modelos de datos para soportar los requerimientos de la organización de acuerdo a un diseño definido y escalable en el tiempo:</w:t>
-      </w:r>
-    </w:p>
-    <w:p>
-      <w:pPr>
-        <w:spacing w:after="240" w:lineRule="auto"/>
-        <w:ind w:left="720" w:firstLine="0"/>
-        <w:rPr/>
-      </w:pPr>
-      <w:r>
-        <w:rPr>
-          <w:b w:val="1"/>
-          <w:bCs w:val="1"/>
-          <w:rtl w:val="0"/>
-        </w:rPr>
-        <w:t xml:space="preserve">3.1 Diseña modelos de datos:</w:t>
-      </w:r>
-      <w:r>
-        <w:rPr>
-          <w:rtl w:val="0"/>
-        </w:rPr>
-        <w:t xml:space="preserve"> Formulación de un esquema entidad-relación normalizado para usuarios, flota, tarifas, cotizaciones, reservas, pagos y auditoría.</w:t>
-      </w:r>
-    </w:p>
-    <w:p>
-      <w:pPr>
-        <w:spacing w:after="240" w:lineRule="auto"/>
-        <w:ind w:left="720" w:firstLine="0"/>
-        <w:rPr/>
-      </w:pPr>
-      <w:r>
-        <w:rPr>
-          <w:b w:val="1"/>
-          <w:bCs w:val="1"/>
-          <w:rtl w:val="0"/>
-        </w:rPr>
-        <w:t xml:space="preserve">3.2 Implementa modelos de datos:</w:t>
-      </w:r>
-      <w:r>
-        <w:rPr>
-          <w:rtl w:val="0"/>
-        </w:rPr>
-        <w:t xml:space="preserve"> Despliegue de la base de datos relacional centralizada en MySQL administrada con phpMyAdmin, aplicando integridad referencial e indexación.</w:t>
-      </w:r>
-    </w:p>
-    <w:p>
-      <w:pPr>
-        <w:spacing w:after="240" w:lineRule="auto"/>
-        <w:ind w:left="0" w:firstLine="0"/>
-        <w:rPr/>
-      </w:pPr>
-      <w:r>
-        <w:rPr>
-          <w:rtl w:val="0"/>
-        </w:rPr>
-        <w:t xml:space="preserve">Desarrollar una solución de software utilizando técnicas que permitan sistematizar el proceso de desarrollo y mantenimiento, asegurando el logro de los objetivos:</w:t>
-      </w:r>
-    </w:p>
-    <w:p>
-      <w:pPr>
-        <w:spacing w:after="240" w:lineRule="auto"/>
-        <w:ind w:left="720" w:firstLine="0"/>
-        <w:rPr/>
-      </w:pPr>
-      <w:r>
-        <w:rPr>
-          <w:b w:val="1"/>
-          <w:bCs w:val="1"/>
-          <w:rtl w:val="0"/>
-        </w:rPr>
-        <w:t xml:space="preserve">4.1 Construye una solución de software:</w:t>
-      </w:r>
-      <w:r>
-        <w:rPr>
-          <w:rtl w:val="0"/>
-        </w:rPr>
-        <w:t xml:space="preserve"> Desarrollo modular en Django/Python para el Backend/API, plataforma web responsive y soporte para aplicación móvil.</w:t>
-      </w:r>
-    </w:p>
-    <w:p>
-      <w:pPr>
-        <w:spacing w:after="240" w:lineRule="auto"/>
-        <w:ind w:left="720" w:firstLine="0"/>
-        <w:rPr/>
-      </w:pPr>
-      <w:r>
-        <w:rPr>
-          <w:b w:val="1"/>
-          <w:bCs w:val="1"/>
-          <w:rtl w:val="0"/>
-        </w:rPr>
-        <w:t xml:space="preserve">4.2 Integra los distintos componentes:</w:t>
-      </w:r>
-      <w:r>
-        <w:rPr>
-          <w:rtl w:val="0"/>
-        </w:rPr>
-        <w:t xml:space="preserve"> Conexión del backend con mapas de georreferenciación, pasarela sandbox y servicios de notificación.</w:t>
-      </w:r>
-    </w:p>
-    <w:p>
-      <w:pPr>
-        <w:spacing w:after="240" w:lineRule="auto"/>
-        <w:ind w:left="720" w:firstLine="0"/>
-        <w:rPr/>
-      </w:pPr>
-      <w:r>
-        <w:rPr>
-          <w:b w:val="1"/>
-          <w:bCs w:val="1"/>
-          <w:rtl w:val="0"/>
-        </w:rPr>
-        <w:t xml:space="preserve">4.3 Implanta una solución de software:</w:t>
-      </w:r>
-      <w:r>
-        <w:rPr>
-          <w:rtl w:val="0"/>
-        </w:rPr>
-        <w:t xml:space="preserve"> Preparación y configuración del entorno demostrativo integrado (Web + App + Backend + BD).</w:t>
-      </w:r>
-    </w:p>
-    <w:p>
-      <w:pPr>
-        <w:spacing w:after="240" w:lineRule="auto"/>
-        <w:ind w:left="0" w:firstLine="0"/>
-        <w:rPr/>
-      </w:pPr>
-      <w:r>
-        <w:rPr>
           <w:rtl w:val="0"/>
         </w:rPr>
       </w:r>
@@ -2693,16 +2521,80 @@
     <w:p>
       <w:pPr>
         <w:pStyle w:val="Heading1"/>
-        <w:spacing w:after="240" w:lineRule="auto"/>
-        <w:rPr>
-          <w:b w:val="1"/>
-          <w:bCs w:val="1"/>
-        </w:rPr>
-      </w:pPr>
-      <w:bookmarkStart w:colFirst="0" w:colLast="0" w:name="_9niiqnu5vy49" w:id="8"/>
+        <w:spacing w:after="240" w:line="360" w:lineRule="auto"/>
+        <w:rPr>
+          <w:b w:val="1"/>
+          <w:bCs w:val="1"/>
+        </w:rPr>
+      </w:pPr>
+      <w:bookmarkStart w:colFirst="0" w:colLast="0" w:name="_f2gtvplincjr" w:id="8"/>
       <w:bookmarkEnd w:id="8"/>
       <w:r>
         <w:rPr>
+          <w:rtl w:val="0"/>
+        </w:rPr>
+      </w:r>
+    </w:p>
+    <w:p>
+      <w:pPr>
+        <w:rPr/>
+      </w:pPr>
+      <w:r>
+        <w:rPr>
+          <w:rtl w:val="0"/>
+        </w:rPr>
+      </w:r>
+    </w:p>
+    <w:p>
+      <w:pPr>
+        <w:rPr/>
+      </w:pPr>
+      <w:r>
+        <w:rPr>
+          <w:rtl w:val="0"/>
+        </w:rPr>
+      </w:r>
+    </w:p>
+    <w:p>
+      <w:pPr>
+        <w:pStyle w:val="Heading1"/>
+        <w:spacing w:after="240" w:line="360" w:lineRule="auto"/>
+        <w:rPr>
+          <w:b w:val="1"/>
+          <w:bCs w:val="1"/>
+        </w:rPr>
+      </w:pPr>
+      <w:bookmarkStart w:colFirst="0" w:colLast="0" w:name="_3hh1j2w0r1n2" w:id="9"/>
+      <w:bookmarkEnd w:id="9"/>
+      <w:r>
+        <w:rPr>
+          <w:rtl w:val="0"/>
+        </w:rPr>
+      </w:r>
+    </w:p>
+    <w:p>
+      <w:pPr>
+        <w:rPr/>
+      </w:pPr>
+      <w:r>
+        <w:rPr>
+          <w:rtl w:val="0"/>
+        </w:rPr>
+      </w:r>
+    </w:p>
+    <w:p>
+      <w:pPr>
+        <w:pStyle w:val="Heading1"/>
+        <w:spacing w:after="240" w:line="360" w:lineRule="auto"/>
+        <w:rPr>
+          <w:b w:val="1"/>
+          <w:bCs w:val="1"/>
+        </w:rPr>
+      </w:pPr>
+      <w:bookmarkStart w:colFirst="0" w:colLast="0" w:name="_9niiqnu5vy49" w:id="10"/>
+      <w:bookmarkEnd w:id="10"/>
+      <w:r>
+        <w:rPr>
           <w:b w:val="1"/>
           <w:bCs w:val="1"/>
           <w:rtl w:val="0"/>
@@ -2712,6 +2604,7 @@
     </w:p>
     <w:p>
       <w:pPr>
+        <w:spacing w:line="360" w:lineRule="auto"/>
         <w:rPr>
           <w:b w:val="1"/>
           <w:bCs w:val="1"/>
@@ -2728,16 +2621,18 @@
     </w:p>
     <w:p>
       <w:pPr>
-        <w:rPr/>
-      </w:pPr>
-      <w:r>
-        <w:rPr>
-          <w:rtl w:val="0"/>
-        </w:rPr>
-      </w:r>
-    </w:p>
-    <w:p>
-      <w:pPr>
+        <w:spacing w:line="360" w:lineRule="auto"/>
+        <w:rPr/>
+      </w:pPr>
+      <w:r>
+        <w:rPr>
+          <w:rtl w:val="0"/>
+        </w:rPr>
+      </w:r>
+    </w:p>
+    <w:p>
+      <w:pPr>
+        <w:spacing w:line="360" w:lineRule="auto"/>
         <w:rPr/>
       </w:pPr>
       <w:r>
@@ -2749,6 +2644,7 @@
     </w:p>
     <w:p>
       <w:pPr>
+        <w:spacing w:line="360" w:lineRule="auto"/>
         <w:rPr/>
       </w:pPr>
       <w:r>
@@ -2760,16 +2656,18 @@
     </w:p>
     <w:p>
       <w:pPr>
-        <w:rPr/>
-      </w:pPr>
-      <w:r>
-        <w:rPr>
-          <w:rtl w:val="0"/>
-        </w:rPr>
-      </w:r>
-    </w:p>
-    <w:p>
-      <w:pPr>
+        <w:spacing w:line="360" w:lineRule="auto"/>
+        <w:rPr/>
+      </w:pPr>
+      <w:r>
+        <w:rPr>
+          <w:rtl w:val="0"/>
+        </w:rPr>
+      </w:r>
+    </w:p>
+    <w:p>
+      <w:pPr>
+        <w:spacing w:line="360" w:lineRule="auto"/>
         <w:rPr/>
       </w:pPr>
       <w:r>
@@ -2781,6 +2679,7 @@
     </w:p>
     <w:p>
       <w:pPr>
+        <w:spacing w:line="360" w:lineRule="auto"/>
         <w:rPr/>
       </w:pPr>
       <w:r>
@@ -2792,29 +2691,32 @@
     </w:p>
     <w:p>
       <w:pPr>
-        <w:rPr/>
-      </w:pPr>
-      <w:r>
-        <w:rPr>
-          <w:rtl w:val="0"/>
-        </w:rPr>
-      </w:r>
-    </w:p>
-    <w:p>
-      <w:pPr>
-        <w:rPr>
-          <w:b w:val="1"/>
-          <w:bCs w:val="1"/>
-        </w:rPr>
-      </w:pPr>
-      <w:r>
-        <w:rPr>
-          <w:rtl w:val="0"/>
-        </w:rPr>
-      </w:r>
-    </w:p>
-    <w:p>
-      <w:pPr>
+        <w:spacing w:line="360" w:lineRule="auto"/>
+        <w:rPr/>
+      </w:pPr>
+      <w:r>
+        <w:rPr>
+          <w:rtl w:val="0"/>
+        </w:rPr>
+      </w:r>
+    </w:p>
+    <w:p>
+      <w:pPr>
+        <w:spacing w:line="360" w:lineRule="auto"/>
+        <w:rPr>
+          <w:b w:val="1"/>
+          <w:bCs w:val="1"/>
+        </w:rPr>
+      </w:pPr>
+      <w:r>
+        <w:rPr>
+          <w:rtl w:val="0"/>
+        </w:rPr>
+      </w:r>
+    </w:p>
+    <w:p>
+      <w:pPr>
+        <w:spacing w:line="360" w:lineRule="auto"/>
         <w:rPr>
           <w:b w:val="1"/>
           <w:bCs w:val="1"/>
@@ -2831,6 +2733,7 @@
     </w:p>
     <w:p>
       <w:pPr>
+        <w:spacing w:line="360" w:lineRule="auto"/>
         <w:rPr/>
       </w:pPr>
       <w:r>
